--- a/entregas/Entrega 2 Final.docx
+++ b/entregas/Entrega 2 Final.docx
@@ -808,7 +808,7 @@
     <w:p>
       <w:pPr/>
       <w:r>
-        <w:t>El presente trabajo se delimita al desarrollo y la evaluación de un producto mínimo viable, no de un sistema comercial completo ni de un despliegue gubernamental. El foco está en el componente de inteligencia artificial y en su integración operativa, de modo que la propuesta pueda demostrarse de principio a fin con un alcance abordable en el tiempo disponible. En concreto, el alcance comprende los siguientes elementos:</w:t>
+        <w:t>El presente trabajo se delimita al desarrollo y la evaluación de un producto mínimo viable del Sistema Inteligente de Reportes de Emergencia Ciudadana, en adelante SIREC, y no de un sistema comercial completo ni de un despliegue gubernamental. El foco está en el componente de inteligencia artificial y en su integración operativa, de modo que la propuesta pueda demostrarse de principio a fin con un alcance abordable en el tiempo disponible. En concreto, el alcance comprende los siguientes elementos:</w:t>
       </w:r>
     </w:p>
     <w:p>
